--- a/course-content/2. Scripts/Script_1_1_Whats_Possible_Advanced_Vibe_Coding.docx
+++ b/course-content/2. Scripts/Script_1_1_Whats_Possible_Advanced_Vibe_Coding.docx
@@ -410,20 +410,33 @@
           <w:sz w:val="22"/>
           <w:szCs w:val="22"/>
         </w:rPr>
-        <w:t xml:space="preserve">***[Action: Open CLAUDE.md in the editor]***</w:t>
-      </w:r>
-    </w:p>
-    <w:p>
-      <w:pPr>
-        <w:spacing w:after="80" w:before="80"/>
-      </w:pPr>
-      <w:r>
-        <w:rPr>
-          <w:rFonts w:ascii="Arial" w:cs="Arial" w:eastAsia="Arial" w:hAnsi="Arial"/>
-          <w:sz w:val="22"/>
-          <w:szCs w:val="22"/>
-        </w:rPr>
-        <w:t xml:space="preserve">This is a CLAUDE.md file---a spec. It describes what I want: a desert scene with low-poly animals walking around, dust particles, and a sunset sky. It specifies Three.js loaded from a CDN, everything in a single index.html file, and a target of 60 frames per second. It includes a slider to control how many animals are on screen.</w:t>
+        <w:t xml:space="preserve">***[Action: Open SPEC.md in the editor]***</w:t>
+      </w:r>
+    </w:p>
+    <w:p>
+      <w:pPr>
+        <w:spacing w:after="80" w:before="80"/>
+      </w:pPr>
+      <w:r>
+        <w:rPr>
+          <w:rFonts w:ascii="Arial" w:cs="Arial" w:eastAsia="Arial" w:hAnsi="Arial"/>
+          <w:sz w:val="22"/>
+          <w:szCs w:val="22"/>
+        </w:rPr>
+        <w:t xml:space="preserve">This is a SPEC.md file. Now, quick distinction here: in Claude Code, you’ll hear about both CLAUDE.md and SPEC.md. CLAUDE.md is your project’s constitution—it defines your tech stack, coding standards, and architectural rules that persist across every session. SPEC.md is different. It’s a temporary, feature-specific recipe that outlines what you want to build right now. Think of CLAUDE.md as “how we work here” and SPEC.md as “what we’re building today.”</w:t>
+      </w:r>
+    </w:p>
+    <w:p>
+      <w:pPr>
+        <w:spacing w:after="80" w:before="80"/>
+      </w:pPr>
+      <w:r>
+        <w:rPr>
+          <w:rFonts w:ascii="Arial" w:cs="Arial" w:eastAsia="Arial" w:hAnsi="Arial"/>
+          <w:sz w:val="22"/>
+          <w:szCs w:val="22"/>
+        </w:rPr>
+        <w:t xml:space="preserve">This spec describes what I want: a desert scene with low-poly animals walking around, dust particles, and a sunset sky. It specifies Three.js loaded from a CDN, everything in a single index.html file, and a target of 60 frames per second. It includes a slider to control how many animals are on screen.</w:t>
       </w:r>
     </w:p>
     <w:p>
@@ -466,7 +479,7 @@
           <w:sz w:val="22"/>
           <w:szCs w:val="22"/>
         </w:rPr>
-        <w:t xml:space="preserve">***[Action: Run Claude Code, paste or reference the CLAUDE.md spec]***</w:t>
+        <w:t xml:space="preserve">***[Action: Run Claude Code, paste or reference the SPEC.md]***</w:t>
       </w:r>
     </w:p>
     <w:p>
@@ -527,6 +540,92 @@
           <w:szCs w:val="22"/>
         </w:rPr>
         <w:t xml:space="preserve">There it is. A fully interactive 3D scene. Let me play with the slider---watch the animals multiply. The sunset colors, the dust particles, the wandering animation---all generated autonomously.</w:t>
+      </w:r>
+    </w:p>
+    <w:p>
+      <w:pPr>
+        <w:spacing w:after="80" w:before="80"/>
+      </w:pPr>
+      <w:r>
+        <w:rPr>
+          <w:rFonts w:ascii="Arial" w:cs="Arial" w:eastAsia="Arial" w:hAnsi="Arial"/>
+          <w:sz w:val="22"/>
+          <w:szCs w:val="22"/>
+        </w:rPr>
+        <w:t xml:space="preserve">Now, I want to show you the power of a spec beyond just Claude Code. AI coding platforms like Google AI Studio and Bolt can do incredible things with a well-written spec too.</w:t>
+      </w:r>
+    </w:p>
+    <w:p>
+      <w:pPr>
+        <w:spacing w:after="120" w:before="120"/>
+      </w:pPr>
+      <w:r>
+        <w:rPr>
+          <w:rFonts w:ascii="Arial" w:cs="Arial" w:eastAsia="Arial" w:hAnsi="Arial"/>
+          <w:b/>
+          <w:bCs/>
+          <w:i/>
+          <w:iCs/>
+          <w:sz w:val="22"/>
+          <w:szCs w:val="22"/>
+        </w:rPr>
+        <w:t xml:space="preserve">***[SWITCH TO DEMO: Google AI Studio examples]***</w:t>
+      </w:r>
+    </w:p>
+    <w:p>
+      <w:pPr>
+        <w:spacing w:after="80" w:before="80"/>
+      </w:pPr>
+      <w:r>
+        <w:rPr>
+          <w:rFonts w:ascii="Arial" w:cs="Arial" w:eastAsia="Arial" w:hAnsi="Arial"/>
+          <w:sz w:val="22"/>
+          <w:szCs w:val="22"/>
+        </w:rPr>
+        <w:t xml:space="preserve">Here are a few things I’ve built with specs in Google AI Studio. There are lots of great kinds of games and mini-apps you can build. These include a runner game, a multiplayer claw game, and even an image-to-voxel-art converter.</w:t>
+      </w:r>
+    </w:p>
+    <w:p>
+      <w:pPr>
+        <w:spacing w:after="80" w:before="80"/>
+      </w:pPr>
+      <w:r>
+        <w:rPr>
+          <w:rFonts w:ascii="Arial" w:cs="Arial" w:eastAsia="Arial" w:hAnsi="Arial"/>
+          <w:sz w:val="22"/>
+          <w:szCs w:val="22"/>
+        </w:rPr>
+        <w:t xml:space="preserve">But this isn’t just limited to toy games. You can build all kinds of personal and internal apps using AI coding platforms.</w:t>
+      </w:r>
+    </w:p>
+    <w:p>
+      <w:pPr>
+        <w:spacing w:after="120" w:before="120"/>
+      </w:pPr>
+      <w:r>
+        <w:rPr>
+          <w:rFonts w:ascii="Arial" w:cs="Arial" w:eastAsia="Arial" w:hAnsi="Arial"/>
+          <w:b/>
+          <w:bCs/>
+          <w:i/>
+          <w:iCs/>
+          <w:sz w:val="22"/>
+          <w:szCs w:val="22"/>
+        </w:rPr>
+        <w:t xml:space="preserve">***[SWITCH TO DEMO: Bolt.new]***</w:t>
+      </w:r>
+    </w:p>
+    <w:p>
+      <w:pPr>
+        <w:spacing w:after="80" w:before="80"/>
+      </w:pPr>
+      <w:r>
+        <w:rPr>
+          <w:rFonts w:ascii="Arial" w:cs="Arial" w:eastAsia="Arial" w:hAnsi="Arial"/>
+          <w:sz w:val="22"/>
+          <w:szCs w:val="22"/>
+        </w:rPr>
+        <w:t xml:space="preserve">Here’s a demo of Bolt.new for building a full-stack application—complete with a database and authentication. Same idea: a clear spec drives the whole thing.</w:t>
       </w:r>
     </w:p>
     <w:p>
